--- a/files/04_ContosoMedical_CommitteeMeeting_Transcript.docx
+++ b/files/04_ContosoMedical_CommitteeMeeting_Transcript.docx
@@ -9,10 +9,22 @@
       <w:r>
         <w:rPr>
           <w:b/>
-          <w:color w:val="1E3A5F"/>
+          <w:color w:val="1E3A8A"/>
           <w:sz w:val="28"/>
         </w:rPr>
-        <w:t>CONTOSO MEDICAL CENTRE</w:t>
+        <w:t>CONTOSO MEDICAL GROUP</w:t>
+      </w:r>
+    </w:p>
+    <w:p>
+      <w:pPr>
+        <w:jc w:val="center"/>
+      </w:pPr>
+      <w:r>
+        <w:rPr>
+          <w:b/>
+          <w:sz w:val="24"/>
+        </w:rPr>
+        <w:t>Finance &amp; Procurement Committee Meeting - Q1 FY2026 Review</w:t>
       </w:r>
     </w:p>
     <w:p>
@@ -23,191 +35,38 @@
         <w:rPr>
           <w:b/>
         </w:rPr>
-        <w:t>Finance &amp; Procurement Committee — Meeting Transcript</w:t>
+        <w:t xml:space="preserve">Date: </w:t>
+      </w:r>
+      <w:r>
+        <w:t>15 April 2026, 10:00 AM - 12:00 PM</w:t>
       </w:r>
     </w:p>
-    <w:p/>
-    <w:tbl>
-      <w:tblPr>
-        <w:tblStyle w:val="TableGrid"/>
-        <w:tblW w:type="auto" w:w="0"/>
-        <w:tblLook w:firstColumn="1" w:firstRow="1" w:lastColumn="0" w:lastRow="0" w:noHBand="0" w:noVBand="1" w:val="04A0"/>
-      </w:tblPr>
-      <w:tblGrid>
-        <w:gridCol w:w="4320"/>
-        <w:gridCol w:w="4320"/>
-      </w:tblGrid>
-      <w:tr>
-        <w:tc>
-          <w:tcPr>
-            <w:tcW w:type="dxa" w:w="4320"/>
-          </w:tcPr>
-          <w:p>
-            <w:r>
-              <w:rPr>
-                <w:b/>
-              </w:rPr>
-              <w:t>Meeting Date:</w:t>
-            </w:r>
-          </w:p>
-        </w:tc>
-        <w:tc>
-          <w:tcPr>
-            <w:tcW w:type="dxa" w:w="4320"/>
-          </w:tcPr>
-          <w:p>
-            <w:r>
-              <w:t>Monday, 28 April 2025</w:t>
-            </w:r>
-          </w:p>
-        </w:tc>
-      </w:tr>
-      <w:tr>
-        <w:tc>
-          <w:tcPr>
-            <w:tcW w:type="dxa" w:w="4320"/>
-          </w:tcPr>
-          <w:p>
-            <w:r>
-              <w:rPr>
-                <w:b/>
-              </w:rPr>
-              <w:t>Time:</w:t>
-            </w:r>
-          </w:p>
-        </w:tc>
-        <w:tc>
-          <w:tcPr>
-            <w:tcW w:type="dxa" w:w="4320"/>
-          </w:tcPr>
-          <w:p>
-            <w:r>
-              <w:t>2:00 PM – 2:52 PM</w:t>
-            </w:r>
-          </w:p>
-        </w:tc>
-      </w:tr>
-      <w:tr>
-        <w:tc>
-          <w:tcPr>
-            <w:tcW w:type="dxa" w:w="4320"/>
-          </w:tcPr>
-          <w:p>
-            <w:r>
-              <w:rPr>
-                <w:b/>
-              </w:rPr>
-              <w:t>Venue:</w:t>
-            </w:r>
-          </w:p>
-        </w:tc>
-        <w:tc>
-          <w:tcPr>
-            <w:tcW w:type="dxa" w:w="4320"/>
-          </w:tcPr>
-          <w:p>
-            <w:r>
-              <w:t>Boardroom 2, Level 6, Main Building</w:t>
-            </w:r>
-          </w:p>
-        </w:tc>
-      </w:tr>
-      <w:tr>
-        <w:tc>
-          <w:tcPr>
-            <w:tcW w:type="dxa" w:w="4320"/>
-          </w:tcPr>
-          <w:p>
-            <w:r>
-              <w:rPr>
-                <w:b/>
-              </w:rPr>
-              <w:t>Chaired by:</w:t>
-            </w:r>
-          </w:p>
-        </w:tc>
-        <w:tc>
-          <w:tcPr>
-            <w:tcW w:type="dxa" w:w="4320"/>
-          </w:tcPr>
-          <w:p>
-            <w:r>
-              <w:t>Dr. James Lim, Chief Financial Officer</w:t>
-            </w:r>
-          </w:p>
-        </w:tc>
-      </w:tr>
-      <w:tr>
-        <w:tc>
-          <w:tcPr>
-            <w:tcW w:type="dxa" w:w="4320"/>
-          </w:tcPr>
-          <w:p>
-            <w:r>
-              <w:rPr>
-                <w:b/>
-              </w:rPr>
-              <w:t>Minutes by:</w:t>
-            </w:r>
-          </w:p>
-        </w:tc>
-        <w:tc>
-          <w:tcPr>
-            <w:tcW w:type="dxa" w:w="4320"/>
-          </w:tcPr>
-          <w:p>
-            <w:r>
-              <w:t>Linda Hassan, Procurement Manager</w:t>
-            </w:r>
-          </w:p>
-        </w:tc>
-      </w:tr>
-    </w:tbl>
-    <w:p/>
     <w:p>
       <w:pPr>
-        <w:pStyle w:val="Heading2"/>
+        <w:jc w:val="center"/>
       </w:pPr>
       <w:r>
         <w:rPr>
-          <w:color w:val="1E3A5F"/>
+          <w:b/>
         </w:rPr>
-        <w:t>ATTENDEES</w:t>
+        <w:t xml:space="preserve">Venue: </w:t>
+      </w:r>
+      <w:r>
+        <w:t>Boardroom, Level 12, Contoso Medical HQ, Kuala Lumpur</w:t>
       </w:r>
     </w:p>
     <w:p>
+      <w:pPr>
+        <w:jc w:val="center"/>
+      </w:pPr>
       <w:r>
-        <w:t xml:space="preserve">  •  Dr. James Lim — Chief Financial Officer (Chair)</w:t>
+        <w:rPr>
+          <w:b/>
+        </w:rPr>
+        <w:t xml:space="preserve">Ref: </w:t>
       </w:r>
-    </w:p>
-    <w:p>
       <w:r>
-        <w:t xml:space="preserve">  •  Sarah Chen — Finance Manager</w:t>
-      </w:r>
-    </w:p>
-    <w:p>
-      <w:r>
-        <w:t xml:space="preserve">  •  Michael Lim — Head of Procurement</w:t>
-      </w:r>
-    </w:p>
-    <w:p>
-      <w:r>
-        <w:t xml:space="preserve">  •  Raymond Tan — Head of Accounts Payable</w:t>
-      </w:r>
-    </w:p>
-    <w:p>
-      <w:r>
-        <w:t xml:space="preserve">  •  Dr. Priya Nair — Medical Director (joined at 2:15 PM)</w:t>
-      </w:r>
-    </w:p>
-    <w:p>
-      <w:r>
-        <w:t xml:space="preserve">  •  Kevin Wong — Internal Audit Manager</w:t>
-      </w:r>
-    </w:p>
-    <w:p>
-      <w:r>
-        <w:t xml:space="preserve">  •  Linda Hassan — Procurement Manager (Minutes)</w:t>
+        <w:t>FM-COM-2026-Q1-004</w:t>
       </w:r>
     </w:p>
     <w:p/>
@@ -217,550 +76,565 @@
       </w:pPr>
       <w:r>
         <w:rPr>
-          <w:color w:val="1E3A5F"/>
+          <w:color w:val="1D40AF"/>
         </w:rPr>
-        <w:t>TRANSCRIPT</w:t>
+        <w:t>ATTENDEES</w:t>
+      </w:r>
+    </w:p>
+    <w:p>
+      <w:pPr>
+        <w:pStyle w:val="ListBullet"/>
+      </w:pPr>
+      <w:r>
+        <w:t>Aisha Rahman - Group CFO &amp; Committee Chair</w:t>
+      </w:r>
+    </w:p>
+    <w:p>
+      <w:pPr>
+        <w:pStyle w:val="ListBullet"/>
+      </w:pPr>
+      <w:r>
+        <w:t>David Tan - Head of Finance</w:t>
+      </w:r>
+    </w:p>
+    <w:p>
+      <w:pPr>
+        <w:pStyle w:val="ListBullet"/>
+      </w:pPr>
+      <w:r>
+        <w:t>Priya Nair - Head of Procurement</w:t>
+      </w:r>
+    </w:p>
+    <w:p>
+      <w:pPr>
+        <w:pStyle w:val="ListBullet"/>
+      </w:pPr>
+      <w:r>
+        <w:t>Dr. James Wong - Medical Director</w:t>
+      </w:r>
+    </w:p>
+    <w:p>
+      <w:pPr>
+        <w:pStyle w:val="ListBullet"/>
+      </w:pPr>
+      <w:r>
+        <w:t>Farah Ismail - Head of Supply Chain</w:t>
+      </w:r>
+    </w:p>
+    <w:p>
+      <w:pPr>
+        <w:pStyle w:val="ListBullet"/>
+      </w:pPr>
+      <w:r>
+        <w:t>Kevin Loh - Finance Controller</w:t>
+      </w:r>
+    </w:p>
+    <w:p>
+      <w:pPr>
+        <w:pStyle w:val="ListBullet"/>
+      </w:pPr>
+      <w:r>
+        <w:t>Sarah Chen - Senior Procurement Manager</w:t>
+      </w:r>
+    </w:p>
+    <w:p>
+      <w:pPr>
+        <w:pStyle w:val="ListBullet"/>
+      </w:pPr>
+      <w:r>
+        <w:t>Nurul Ain Binti Razak - Committee Secretary (Recorder)</w:t>
+      </w:r>
+    </w:p>
+    <w:p>
+      <w:r>
+        <w:rPr>
+          <w:b w:val="0"/>
+          <w:i w:val="0"/>
+        </w:rPr>
+        <w:t>Apologies: Rajan Krishnamurthy (Head of IT - overseas travel)</w:t>
       </w:r>
     </w:p>
     <w:p/>
     <w:p>
       <w:pPr>
-        <w:spacing w:after="160"/>
+        <w:pStyle w:val="Heading1"/>
       </w:pPr>
       <w:r>
         <w:rPr>
-          <w:b/>
-          <w:color w:val="1E3A5F"/>
+          <w:color w:val="1E3A8A"/>
         </w:rPr>
-        <w:t xml:space="preserve">DR. JAMES LIM (Chair):  </w:t>
-      </w:r>
-      <w:r>
-        <w:rPr>
-          <w:sz w:val="21"/>
-        </w:rPr>
-        <w:t>Good afternoon everyone. Let's get started — we have a full agenda today. I want to cover five items: Q1 financial performance, the ultrasound machine tender update, the CleanMed contract renewal, the vendor payment backlog, and the new procurement policy threshold. Sarah, can you kick off with the Q1 numbers?</w:t>
+        <w:t>AGENDA ITEM 1: Q1 FY2026 Financial Performance Review</w:t>
       </w:r>
     </w:p>
     <w:p>
+      <w:r>
+        <w:rPr>
+          <w:b w:val="0"/>
+          <w:i/>
+        </w:rPr>
+        <w:t>[20 minutes | Presented by Kevin Loh, Finance Controller]</w:t>
+      </w:r>
+    </w:p>
+    <w:p/>
+    <w:p>
+      <w:r>
+        <w:rPr>
+          <w:b/>
+          <w:i w:val="0"/>
+        </w:rPr>
+        <w:t>KEVIN LOH:</w:t>
+      </w:r>
+    </w:p>
+    <w:p>
+      <w:r>
+        <w:rPr>
+          <w:b w:val="0"/>
+          <w:i w:val="0"/>
+        </w:rPr>
+        <w:t>Good morning, everyone. Q1 FY2026 total group revenue came in at RM 24.6 million against a budget of RM 23.7 million - a favourable variance of RM 900,000 or plus 3.8%. EBITDA margin landed at 22.1%, ahead of our 21.5% target. However, behind the revenue outperformance, we are seeing significant opex pressure. Total Q1 opex was RM 19.2 million versus a budget of RM 18.3 million - that is a 4.9% overrun or RM 900,000 adverse.</w:t>
+      </w:r>
+    </w:p>
+    <w:p/>
+    <w:p>
+      <w:r>
+        <w:rPr>
+          <w:b/>
+          <w:i w:val="0"/>
+        </w:rPr>
+        <w:t>AISHA RAHMAN:</w:t>
+      </w:r>
+    </w:p>
+    <w:p>
+      <w:r>
+        <w:rPr>
+          <w:b w:val="0"/>
+          <w:i w:val="0"/>
+        </w:rPr>
+        <w:t>The revenue beat is essentially masking our cost problem. We are running 4.9% over on opex. If revenue growth slows in Q2, we will have a much more visible issue. David, which departments are causing you the most concern?</w:t>
+      </w:r>
+    </w:p>
+    <w:p/>
+    <w:p>
+      <w:r>
+        <w:rPr>
+          <w:b/>
+          <w:i w:val="0"/>
+        </w:rPr>
+        <w:t>DAVID TAN:</w:t>
+      </w:r>
+    </w:p>
+    <w:p>
+      <w:r>
+        <w:rPr>
+          <w:b w:val="0"/>
+          <w:i w:val="0"/>
+        </w:rPr>
+        <w:t>Pharmacy is the most concerning. Their opex variance is the worst on a percentage basis and it is structural - tied to the USD/RM rate movement. We budgeted at 4.45 and Q1 average came in at 4.72. That is a 6% adverse movement and roughly 40% of our pharmaceutical procurement is in USD. Surgery has the highest absolute dollar variance. Medical Supplies also has a double-digit overrun.</w:t>
+      </w:r>
+    </w:p>
+    <w:p/>
+    <w:p>
+      <w:r>
+        <w:rPr>
+          <w:b/>
+          <w:i w:val="0"/>
+        </w:rPr>
+        <w:t>AISHA RAHMAN:</w:t>
+      </w:r>
+    </w:p>
+    <w:p>
+      <w:r>
+        <w:rPr>
+          <w:b w:val="0"/>
+          <w:i w:val="0"/>
+        </w:rPr>
+        <w:t>Let us go department by department in Item 2. Kevin - any bright spots?</w:t>
+      </w:r>
+    </w:p>
+    <w:p/>
+    <w:p>
+      <w:r>
+        <w:rPr>
+          <w:b/>
+          <w:i w:val="0"/>
+        </w:rPr>
+        <w:t>KEVIN LOH:</w:t>
+      </w:r>
+    </w:p>
+    <w:p>
+      <w:r>
+        <w:rPr>
+          <w:b w:val="0"/>
+          <w:i w:val="0"/>
+        </w:rPr>
+        <w:t>Radiology is performing very well - revenue RM 3.1 million versus budget RM 2.9 million, EBITDA margin 28.4%. The new CT scanner commissioned in January has already exceeded its projected throughput. Outpatient is also ahead - we will cover that when we get to the new cardiologist.</w:t>
+      </w:r>
+    </w:p>
+    <w:p/>
+    <w:p>
       <w:pPr>
-        <w:spacing w:after="160"/>
+        <w:pStyle w:val="Heading1"/>
       </w:pPr>
       <w:r>
         <w:rPr>
-          <w:b/>
-          <w:color w:val="1E3A5F"/>
+          <w:color w:val="1E3A8A"/>
         </w:rPr>
-        <w:t xml:space="preserve">SARAH CHEN (Finance):  </w:t>
-      </w:r>
-      <w:r>
-        <w:rPr>
-          <w:sz w:val="21"/>
-        </w:rPr>
-        <w:t>Thank you, Dr. Lim. I'll walk us through the Q1 FY2025 results. Overall revenue came in at RM 36.2 million against a target of RM 34.5 million — that's a positive variance of RM 1.7 million, or about 4.9% above target. The outperformance was driven primarily by Oncology, which had higher-than-expected chemo infusion volumes, and Cardiology following the new cath lab opening in January. On the cost side, however, we have some concerns. Total Q1 operating expenditure was RM 5.48 million against a budget of RM 5.12 million — that's RM 360,000 or 7% over budget. Medical Supplies is the biggest problem area — RM 793,000 actual against a budget of RM 650,000, representing a 22% overspend. The primary driver is PPE cost escalation — gloves and surgical masks prices spiked in March due to supply chain disruptions. Pharmacy is also over by 14%, largely due to three specialty oncology drugs added to the formulary in February that weren't budgeted.</w:t>
+        <w:t>AGENDA ITEM 2: Budget Variance Deep Dive - Department by Department</w:t>
       </w:r>
     </w:p>
     <w:p>
+      <w:r>
+        <w:rPr>
+          <w:b w:val="0"/>
+          <w:i/>
+        </w:rPr>
+        <w:t>[25 minutes | Discussion led by Aisha Rahman]</w:t>
+      </w:r>
+    </w:p>
+    <w:p/>
+    <w:p>
+      <w:r>
+        <w:rPr>
+          <w:b/>
+          <w:i w:val="0"/>
+        </w:rPr>
+        <w:t>KEVIN LOH:</w:t>
+      </w:r>
+    </w:p>
+    <w:p>
+      <w:r>
+        <w:rPr>
+          <w:b w:val="0"/>
+          <w:i w:val="0"/>
+        </w:rPr>
+        <w:t>Surgery opex Q1: RM 4.8 million against a budget of RM 4.3 million - plus 11.6% overrun, approximately RM 500,000 adverse. The primary driver is locum specialist fees, RM 320,000 above budget for the quarter alone. James, clinical context please.</w:t>
+      </w:r>
+    </w:p>
+    <w:p/>
+    <w:p>
+      <w:r>
+        <w:rPr>
+          <w:b/>
+          <w:i w:val="0"/>
+        </w:rPr>
+        <w:t>DR. JAMES WONG:</w:t>
+      </w:r>
+    </w:p>
+    <w:p>
+      <w:r>
+        <w:rPr>
+          <w:b w:val="0"/>
+          <w:i w:val="0"/>
+        </w:rPr>
+        <w:t>The root cause is straightforward. We had two senior consultants - our lead cardiothoracic surgeon and one orthopaedic specialist - both go on extended medical leave in the same quarter. Both are expected back in Q3, but in the interim we have had to engage locum consultants to maintain theatre scheduling and avoid patient cancellations. We cannot reduce theatre throughput - we have contractual obligations with referral GPs and patients on waiting lists.</w:t>
+      </w:r>
+    </w:p>
+    <w:p/>
+    <w:p>
+      <w:r>
+        <w:rPr>
+          <w:b/>
+          <w:i w:val="0"/>
+        </w:rPr>
+        <w:t>AISHA RAHMAN:</w:t>
+      </w:r>
+    </w:p>
+    <w:p>
+      <w:r>
+        <w:rPr>
+          <w:b w:val="0"/>
+          <w:i w:val="0"/>
+        </w:rPr>
+        <w:t>I understand the clinical necessity, James. But RM 320,000 adverse in one quarter on locum alone is not sustainable. I need you to submit a formal staffing plan by 30 April - covering return-to-work timelines, contingency if timelines slip, and your recommendation on whether we should accelerate permanent recruitment.</w:t>
+      </w:r>
+    </w:p>
+    <w:p/>
+    <w:p>
+      <w:r>
+        <w:rPr>
+          <w:b/>
+          <w:i w:val="0"/>
+        </w:rPr>
+        <w:t>DR. JAMES WONG:</w:t>
+      </w:r>
+    </w:p>
+    <w:p>
+      <w:r>
+        <w:rPr>
+          <w:b w:val="0"/>
+          <w:i w:val="0"/>
+        </w:rPr>
+        <w:t>Absolutely. I will have a detailed plan to you by 30 April.</w:t>
+      </w:r>
+    </w:p>
+    <w:p/>
+    <w:p>
+      <w:r>
+        <w:rPr>
+          <w:b/>
+          <w:i w:val="0"/>
+        </w:rPr>
+        <w:t>DAVID TAN:</w:t>
+      </w:r>
+    </w:p>
+    <w:p>
+      <w:r>
+        <w:rPr>
+          <w:b w:val="0"/>
+          <w:i w:val="0"/>
+        </w:rPr>
+        <w:t>Pharmacy opex Q1: RM 2.4 million versus budget RM 2.1 million - plus 14.3% overrun. Almost entirely the forex issue. Our imported pharmaceutical spend at current rates is running RM 280,000 per month above budget. Priya has been in dialogue with Pharmaniaga about a rate lock for Q2.</w:t>
+      </w:r>
+    </w:p>
+    <w:p/>
+    <w:p>
+      <w:r>
+        <w:rPr>
+          <w:b/>
+          <w:i w:val="0"/>
+        </w:rPr>
+        <w:t>PRIYA NAIR:</w:t>
+      </w:r>
+    </w:p>
+    <w:p>
+      <w:r>
+        <w:rPr>
+          <w:b w:val="0"/>
+          <w:i w:val="0"/>
+        </w:rPr>
+        <w:t>We are in active negotiation with Pharmaniaga. Their current position is they can fix pricing for 90 days with a volume commitment of plus 10% above our run-rate. I recommend we accept - the alternative is to continue absorbing spot rate volatility at roughly RM 280,000 per month. I would like the committee's mandate to agree the Pharmaniaga Q2 price lock.</w:t>
+      </w:r>
+    </w:p>
+    <w:p/>
+    <w:p>
+      <w:r>
+        <w:rPr>
+          <w:b/>
+          <w:i w:val="0"/>
+        </w:rPr>
+        <w:t>AISHA RAHMAN:</w:t>
+      </w:r>
+    </w:p>
+    <w:p>
+      <w:r>
+        <w:rPr>
+          <w:b w:val="0"/>
+          <w:i w:val="0"/>
+        </w:rPr>
+        <w:t>Agreed - Priya, you have the mandate. Please finalise by 15 May. David - please include a currency exposure analysis in the Q2 Board pack.</w:t>
+      </w:r>
+    </w:p>
+    <w:p/>
+    <w:p>
+      <w:r>
+        <w:rPr>
+          <w:b/>
+          <w:i w:val="0"/>
+        </w:rPr>
+        <w:t>KEVIN LOH:</w:t>
+      </w:r>
+    </w:p>
+    <w:p>
+      <w:r>
+        <w:rPr>
+          <w:b w:val="0"/>
+          <w:i w:val="0"/>
+        </w:rPr>
+        <w:t>Medical Supplies opex Q1: RM 1.65 million against a budget of RM 1.42 million - 16.2% overrun. The primary cause was the Zuellig supply chain disruption in January - a three-week outage at their central warehouse forced us to source emergency supplies from non-preferred suppliers at significantly higher unit costs. Sarah.</w:t>
+      </w:r>
+    </w:p>
+    <w:p/>
+    <w:p>
+      <w:r>
+        <w:rPr>
+          <w:b/>
+          <w:i w:val="0"/>
+        </w:rPr>
+        <w:t>SARAH CHEN:</w:t>
+      </w:r>
+    </w:p>
+    <w:p>
+      <w:r>
+        <w:rPr>
+          <w:b w:val="0"/>
+          <w:i w:val="0"/>
+        </w:rPr>
+        <w:t>During the three-week Zuellig outage in January, we sourced from three alternative suppliers at a price premium of 18-22% above contract rates. We also incurred express freight costs. Total Q1 impact: approximately RM 230,000 of emergency procurement cost. The fundamental issue is single-source dependency on Zuellig for several critical consumable categories. We need a formal dual-sourcing policy.</w:t>
+      </w:r>
+    </w:p>
+    <w:p/>
+    <w:p>
+      <w:r>
+        <w:rPr>
+          <w:b/>
+          <w:i w:val="0"/>
+        </w:rPr>
+        <w:t>FARAH ISMAIL:</w:t>
+      </w:r>
+    </w:p>
+    <w:p>
+      <w:r>
+        <w:rPr>
+          <w:b w:val="0"/>
+          <w:i w:val="0"/>
+        </w:rPr>
+        <w:t>I can draft a dual-sourcing proposal. We should identify the top 20 SKUs by spend and criticality and require at least two qualified suppliers for each. I propose a 30 April deadline for the initial policy framework.</w:t>
+      </w:r>
+    </w:p>
+    <w:p/>
+    <w:p>
+      <w:r>
+        <w:rPr>
+          <w:b/>
+          <w:i w:val="0"/>
+        </w:rPr>
+        <w:t>AISHA RAHMAN:</w:t>
+      </w:r>
+    </w:p>
+    <w:p>
+      <w:r>
+        <w:rPr>
+          <w:b w:val="0"/>
+          <w:i w:val="0"/>
+        </w:rPr>
+        <w:t>Farah, please own that action. Radiology and Outpatient - Kevin.</w:t>
+      </w:r>
+    </w:p>
+    <w:p/>
+    <w:p>
+      <w:r>
+        <w:rPr>
+          <w:b/>
+          <w:i w:val="0"/>
+        </w:rPr>
+        <w:t>KEVIN LOH:</w:t>
+      </w:r>
+    </w:p>
+    <w:p>
+      <w:r>
+        <w:rPr>
+          <w:b w:val="0"/>
+          <w:i w:val="0"/>
+        </w:rPr>
+        <w:t>Radiology: revenue RM 3.1 million versus budget RM 2.9 million, plus 6.9%. The new CT scanner became fully productive from January. EBITDA margin for the department was 28.4% - well above our 24% target. No corrective action needed. Outpatient Clinic: revenue RM 3.6 million versus budget RM 3.4 million, plus 5.9%. The new cardiologist who joined in February has been extremely productive, and we are already seeing a halo effect on downstream diagnostic and pharmacy revenue from cardiology referrals. ICU is broadly on track - slightly higher acuity in Months 9 to 11 drove cost per day above budget, but nothing requiring escalation.</w:t>
+      </w:r>
+    </w:p>
+    <w:p/>
+    <w:p>
+      <w:r>
+        <w:rPr>
+          <w:b/>
+          <w:i w:val="0"/>
+        </w:rPr>
+        <w:t>AISHA RAHMAN:</w:t>
+      </w:r>
+    </w:p>
+    <w:p>
+      <w:r>
+        <w:rPr>
+          <w:b w:val="0"/>
+          <w:i w:val="0"/>
+        </w:rPr>
+        <w:t>Resolutions for Item 2: Corrective action plans required for Surgery, Pharmacy, and Medical Supplies by 30 April. Actions monitored monthly; escalated to Board if full-year forecast exceeds 10% threshold on opex variance for any single department.</w:t>
+      </w:r>
+    </w:p>
+    <w:p/>
+    <w:p>
       <w:pPr>
-        <w:spacing w:after="160"/>
+        <w:pStyle w:val="Heading1"/>
       </w:pPr>
       <w:r>
         <w:rPr>
-          <w:b/>
-          <w:color w:val="1E3A5F"/>
+          <w:color w:val="1E3A8A"/>
         </w:rPr>
-        <w:t xml:space="preserve">DR. JAMES LIM:  </w:t>
-      </w:r>
-      <w:r>
-        <w:rPr>
-          <w:sz w:val="21"/>
-        </w:rPr>
-        <w:t>That RM 143,000 overspend in Medical Supplies is unacceptable at this run rate. Are we expecting improvement in Q2?</w:t>
+        <w:t>AGENDA ITEM 3: Procurement Savings - Q1 FY2026</w:t>
       </w:r>
     </w:p>
     <w:p>
+      <w:r>
+        <w:rPr>
+          <w:b w:val="0"/>
+          <w:i/>
+        </w:rPr>
+        <w:t>[15 minutes | Presented by Priya Nair, Head of Procurement]</w:t>
+      </w:r>
+    </w:p>
+    <w:p/>
+    <w:p>
+      <w:r>
+        <w:rPr>
+          <w:b/>
+          <w:i w:val="0"/>
+        </w:rPr>
+        <w:t>PRIYA NAIR:</w:t>
+      </w:r>
+    </w:p>
+    <w:p>
+      <w:r>
+        <w:rPr>
+          <w:b w:val="0"/>
+          <w:i w:val="0"/>
+        </w:rPr>
+        <w:t>Q1 procurement savings: RM 187,000 against a target of RM 340,000 - 55% attainment. Pharmaceutical savings were negative at minus RM 48,000 due to the price increases. Medical devices delivered RM 112,000 against a target of RM 180,000. Surgical consumables: RM 123,000 against target RM 120,000 - on track. Two proposals for approval. First, accelerate RFQ-2026-MC-042, our annual medical consumables contract review - now urgent given supply chain issues; Sarah will present the recommendation under Item 5. Second, I propose we explore a Group Purchasing Consortium with three other KL private hospitals. Preliminary discussions suggest 8-12% cost reduction on shared categories. I would like to commission a formal feasibility study with a 31 May deadline.</w:t>
+      </w:r>
+    </w:p>
+    <w:p/>
+    <w:p>
+      <w:r>
+        <w:rPr>
+          <w:b/>
+          <w:i w:val="0"/>
+        </w:rPr>
+        <w:t>AISHA RAHMAN:</w:t>
+      </w:r>
+    </w:p>
+    <w:p>
+      <w:r>
+        <w:rPr>
+          <w:b w:val="0"/>
+          <w:i w:val="0"/>
+        </w:rPr>
+        <w:t>Both proposals approved. Priya, please own the GPC feasibility study and present at the Q2 committee.</w:t>
+      </w:r>
+    </w:p>
+    <w:p/>
+    <w:p>
       <w:pPr>
-        <w:spacing w:after="160"/>
+        <w:pStyle w:val="Heading1"/>
       </w:pPr>
       <w:r>
         <w:rPr>
-          <w:b/>
-          <w:color w:val="1E3A5F"/>
+          <w:color w:val="1E3A8A"/>
         </w:rPr>
-        <w:t xml:space="preserve">SARAH CHEN:  </w:t>
-      </w:r>
-      <w:r>
-        <w:rPr>
-          <w:sz w:val="21"/>
-        </w:rPr>
-        <w:t>We are seeing some normalisation in gloves pricing in April — down about 8% from the March peak. However, I'm recommending we put Medical Supplies under a monthly watch with mandatory HOD sign-off for any purchase above RM 5,000 until we get the variance under control. I'll circulate a formal note to the HODs by end of week.</w:t>
+        <w:t>AGENDA ITEM 4: Vendor Contract Review - TechMed Services</w:t>
       </w:r>
     </w:p>
     <w:p>
-      <w:pPr>
-        <w:spacing w:after="160"/>
-      </w:pPr>
+      <w:r>
+        <w:rPr>
+          <w:b w:val="0"/>
+          <w:i/>
+        </w:rPr>
+        <w:t>[20 minutes | Presented by Sarah Chen, Senior Procurement Manager]</w:t>
+      </w:r>
+    </w:p>
+    <w:p/>
+    <w:p>
       <w:r>
         <w:rPr>
           <w:b/>
-          <w:color w:val="1E3A5F"/>
+          <w:i w:val="0"/>
         </w:rPr>
-        <w:t xml:space="preserve">RAYMOND TAN (Accounts Payable):  </w:t>
-      </w:r>
-      <w:r>
-        <w:rPr>
-          <w:sz w:val="21"/>
-        </w:rPr>
-        <w:t>I'd like to flag that Pharmacy's overspend is also linked to a timing issue — two large specialty drug invoices totalling RM 68,000 were paid in Q1 that were budgeted for Q2. If we adjust for that, the Pharmacy variance is closer to 7% rather than 14%. I'll ensure the accruals are correct in next month's report.</w:t>
+        <w:t>SARAH CHEN:</w:t>
       </w:r>
     </w:p>
     <w:p>
-      <w:pPr>
-        <w:spacing w:after="160"/>
-      </w:pPr>
       <w:r>
         <w:rPr>
-          <w:b/>
-          <w:color w:val="1E3A5F"/>
+          <w:b w:val="0"/>
+          <w:i w:val="0"/>
         </w:rPr>
-        <w:t xml:space="preserve">DR. JAMES LIM:  </w:t>
-      </w:r>
-      <w:r>
-        <w:rPr>
-          <w:sz w:val="21"/>
-        </w:rPr>
-        <w:t>Good clarification Raymond. Moving to agenda item 2 — Michael, please update us on the ultrasound tender.</w:t>
-      </w:r>
-    </w:p>
-    <w:p>
-      <w:pPr>
-        <w:spacing w:after="160"/>
-      </w:pPr>
-      <w:r>
-        <w:rPr>
-          <w:b/>
-          <w:color w:val="1E3A5F"/>
-        </w:rPr>
-        <w:t xml:space="preserve">MICHAEL LIM (Procurement):  </w:t>
-      </w:r>
-      <w:r>
-        <w:rPr>
-          <w:sz w:val="21"/>
-        </w:rPr>
-        <w:t>Thank you Dr. Lim. We received five compliant bids for Tender CMC/PROC/2025/014 for two units of portable ultrasound machines. I'll summarise the key numbers. The bids ranged from RM 145,000 per unit from Mindray Medical in China to RM 225,000 per unit from Philips Healthcare. When we apply the 3-year total cost of ownership model — unit cost plus three years of annual maintenance — the ranking changes significantly. Mindray is lowest at approximately RM 317,000 for two units over three years, while Philips is highest at RM 510,000. Our internal evaluation using the weighted scoring matrix — which weights price at 35%, technical compliance at 25%, delivery lead time at 20%, warranty and support at 15%, and local support presence at 5% — puts MedTech Solutions and Siemens Healthineers as the top two vendors. Mindray scored lowest overall despite the price advantage, primarily because they have no local support office in Malaysia and their technical compliance score was only 7.5 out of 10. My recommendation is to shortlist MedTech and Siemens for final negotiation.</w:t>
-      </w:r>
-    </w:p>
-    <w:p>
-      <w:pPr>
-        <w:spacing w:after="160"/>
-      </w:pPr>
-      <w:r>
-        <w:rPr>
-          <w:b/>
-          <w:color w:val="1E3A5F"/>
-        </w:rPr>
-        <w:t xml:space="preserve">DR. PRIYA NAIR (Medical Director, joining):  </w:t>
-      </w:r>
-      <w:r>
-        <w:rPr>
-          <w:sz w:val="21"/>
-        </w:rPr>
-        <w:t>Sorry for joining late — I caught the tail end. Michael, can you confirm whether Siemens' unit meets the AI-assisted imaging specification we need for the oncology department?</w:t>
-      </w:r>
-    </w:p>
-    <w:p>
-      <w:pPr>
-        <w:spacing w:after="160"/>
-      </w:pPr>
-      <w:r>
-        <w:rPr>
-          <w:b/>
-          <w:color w:val="1E3A5F"/>
-        </w:rPr>
-        <w:t xml:space="preserve">MICHAEL LIM:  </w:t>
-      </w:r>
-      <w:r>
-        <w:rPr>
-          <w:sz w:val="21"/>
-        </w:rPr>
-        <w:t>Yes Dr. Nair — Siemens scored 9.5 out of 10 on technical compliance. The AI-assisted tissue characterisation module is included in their base quote. GE Healthcare also meets this requirement at 9.0. MedTech's unit does not include AI features but meets the standard clinical imaging specification. If the oncology AI feature is a clinical necessity, that would favour Siemens or GE.</w:t>
-      </w:r>
-    </w:p>
-    <w:p>
-      <w:pPr>
-        <w:spacing w:after="160"/>
-      </w:pPr>
-      <w:r>
-        <w:rPr>
-          <w:b/>
-          <w:color w:val="1E3A5F"/>
-        </w:rPr>
-        <w:t xml:space="preserve">DR. PRIYA NAIR:  </w:t>
-      </w:r>
-      <w:r>
-        <w:rPr>
-          <w:sz w:val="21"/>
-        </w:rPr>
-        <w:t>I would strongly recommend we prioritise the AI imaging capability. It directly impacts our diagnostic accuracy and is already part of our oncology accreditation roadmap.</w:t>
-      </w:r>
-    </w:p>
-    <w:p>
-      <w:pPr>
-        <w:spacing w:after="160"/>
-      </w:pPr>
-      <w:r>
-        <w:rPr>
-          <w:b/>
-          <w:color w:val="1E3A5F"/>
-        </w:rPr>
-        <w:t xml:space="preserve">KEVIN WONG (Internal Audit):  </w:t>
-      </w:r>
-      <w:r>
-        <w:rPr>
-          <w:sz w:val="21"/>
-        </w:rPr>
-        <w:t>I need to raise a process point. The total contract value for two Siemens units with a three-year maintenance agreement would exceed RM 300,000. Under our current procurement policy, any single award above RM 300,000 requires Board approval. The executive committee cannot approve this at the committee level. We need to table it to the Board at the May meeting.</w:t>
-      </w:r>
-    </w:p>
-    <w:p>
-      <w:pPr>
-        <w:spacing w:after="160"/>
-      </w:pPr>
-      <w:r>
-        <w:rPr>
-          <w:b/>
-          <w:color w:val="1E3A5F"/>
-        </w:rPr>
-        <w:t xml:space="preserve">DR. JAMES LIM:  </w:t>
-      </w:r>
-      <w:r>
-        <w:rPr>
-          <w:sz w:val="21"/>
-        </w:rPr>
-        <w:t>Kevin is correct. Michael, please prepare a Board paper for the May Board meeting on 15 May. Include the full evaluation summary, shortlisted vendors, and a recommendation with justification. We'll target a Board decision by 15 May and PO issuance by end of May to meet the June clinical deployment timeline. Action: Michael to prepare Board paper by 9 May.</w:t>
-      </w:r>
-    </w:p>
-    <w:p>
-      <w:pPr>
-        <w:spacing w:after="160"/>
-      </w:pPr>
-      <w:r>
-        <w:rPr>
-          <w:b/>
-          <w:color w:val="1E3A5F"/>
-        </w:rPr>
-        <w:t xml:space="preserve">MICHAEL LIM:  </w:t>
-      </w:r>
-      <w:r>
-        <w:rPr>
-          <w:sz w:val="21"/>
-        </w:rPr>
-        <w:t>Understood. I'll have the Board paper ready by Friday 9 May.</w:t>
-      </w:r>
-    </w:p>
-    <w:p>
-      <w:pPr>
-        <w:spacing w:after="160"/>
-      </w:pPr>
-      <w:r>
-        <w:rPr>
-          <w:b/>
-          <w:color w:val="1E3A5F"/>
-        </w:rPr>
-        <w:t xml:space="preserve">DR. JAMES LIM:  </w:t>
-      </w:r>
-      <w:r>
-        <w:rPr>
-          <w:sz w:val="21"/>
-        </w:rPr>
-        <w:t>Item 3 — CleanMed contract renewal. Linda, this is yours.</w:t>
-      </w:r>
-    </w:p>
-    <w:p>
-      <w:pPr>
-        <w:spacing w:after="160"/>
-      </w:pPr>
-      <w:r>
-        <w:rPr>
-          <w:b/>
-          <w:color w:val="1E3A5F"/>
-        </w:rPr>
-        <w:t xml:space="preserve">LINDA HASSAN (Procurement):  </w:t>
-      </w:r>
-      <w:r>
-        <w:rPr>
-          <w:sz w:val="21"/>
-        </w:rPr>
-        <w:t>Thank you. The CleanMed Services linen and laundry contract expires on 31 May 2025. We've been reviewing the draft renewal contract and there are three clauses I want to flag to the committee. First, the payment terms have moved from Net-30 to Net-45. While this provides us slightly more cash flow flexibility, it goes against our standard vendor terms and could affect CleanMed's willingness to negotiate on price. Second — and this is the most significant concern — the price escalation clause provides for an automatic 8% annual increase. Over a 24-month renewal, this takes our monthly fee from RM 50,000 to RM 58,320 by year two. The industry standard for hospital services is 4% to 5% annually. I am recommending we negotiate this clause to a maximum of 5% per year, benchmarked against CPI. Third, the liability cap is set at one month's fee — RM 50,000. Given that a single infection control breach in an operating theatre could result in patient harm and significant regulatory and reputational consequences, this cap is too low. I would recommend a minimum of six months' fees or RM 300,000.</w:t>
-      </w:r>
-    </w:p>
-    <w:p>
-      <w:pPr>
-        <w:spacing w:after="160"/>
-      </w:pPr>
-      <w:r>
-        <w:rPr>
-          <w:b/>
-          <w:color w:val="1E3A5F"/>
-        </w:rPr>
-        <w:t xml:space="preserve">DR. JAMES LIM:  </w:t>
-      </w:r>
-      <w:r>
-        <w:rPr>
-          <w:sz w:val="21"/>
-        </w:rPr>
-        <w:t>Those are very valid concerns Linda. I agree we should push back on all three. The 8% escalation is the most material one — I'm comfortable agreeing up to 5% with a CPI benchmark clause. On the liability cap, our legal team should review what's commercially reasonable. Raymond, can the Finance team model out the cost impact of 5% versus 8% over the full 24-month term?</w:t>
-      </w:r>
-    </w:p>
-    <w:p>
-      <w:pPr>
-        <w:spacing w:after="160"/>
-      </w:pPr>
-      <w:r>
-        <w:rPr>
-          <w:b/>
-          <w:color w:val="1E3A5F"/>
-        </w:rPr>
-        <w:t xml:space="preserve">RAYMOND TAN:  </w:t>
-      </w:r>
-      <w:r>
-        <w:rPr>
-          <w:sz w:val="21"/>
-        </w:rPr>
-        <w:t>Certainly. At 5% annual escalation, the total contract cost over 24 months would be approximately RM 1,230,000. At 8%, it would be RM 1,283,040. That's a difference of RM 53,040 over two years. I'll prepare a cost comparison table for Linda to use in the negotiation.</w:t>
-      </w:r>
-    </w:p>
-    <w:p>
-      <w:pPr>
-        <w:spacing w:after="160"/>
-      </w:pPr>
-      <w:r>
-        <w:rPr>
-          <w:b/>
-          <w:color w:val="1E3A5F"/>
-        </w:rPr>
-        <w:t xml:space="preserve">LINDA HASSAN:  </w:t>
-      </w:r>
-      <w:r>
-        <w:rPr>
-          <w:sz w:val="21"/>
-        </w:rPr>
-        <w:t>Thank you Raymond. I'll schedule a negotiation meeting with CleanMed for the week of 5 May. Action: Negotiation to be completed and revised contract signed by 23 May to allow for proper handover before 31 May expiry.</w:t>
-      </w:r>
-    </w:p>
-    <w:p>
-      <w:pPr>
-        <w:spacing w:after="160"/>
-      </w:pPr>
-      <w:r>
-        <w:rPr>
-          <w:b/>
-          <w:color w:val="1E3A5F"/>
-        </w:rPr>
-        <w:t xml:space="preserve">DR. JAMES LIM:  </w:t>
-      </w:r>
-      <w:r>
-        <w:rPr>
-          <w:sz w:val="21"/>
-        </w:rPr>
-        <w:t>Good. Item 4 — vendor payment backlog. Raymond, this is a recurring issue and I want a frank discussion today.</w:t>
-      </w:r>
-    </w:p>
-    <w:p>
-      <w:pPr>
-        <w:spacing w:after="160"/>
-      </w:pPr>
-      <w:r>
-        <w:rPr>
-          <w:b/>
-          <w:color w:val="1E3A5F"/>
-        </w:rPr>
-        <w:t xml:space="preserve">RAYMOND TAN:  </w:t>
-      </w:r>
-      <w:r>
-        <w:rPr>
-          <w:sz w:val="21"/>
-        </w:rPr>
-        <w:t>I'll be direct about the severity of the situation. As of today we have 18 overdue vendor invoices totalling RM 3.2 million. The oldest invoice is 87 days outstanding — well beyond our standard 30-day terms. The most critical is Pharmaniaga Berhad, our primary pharmaceutical distributor, with RM 1.4 million outstanding across 6 invoices. They have formally notified us that if payment is not received by 5 May, they will place our account on credit hold, which would disrupt supply of critical medications including chemotherapy drugs. The root cause is a combination of three factors: the month-end invoice processing backlog in my team, two invoices totalling RM 480,000 being held pending approval from the HOD of Pharmacy who has been on medical leave, and a systems issue with our AP module that caused duplicate invoice alerts to be incorrectly flagged, delaying processing.</w:t>
-      </w:r>
-    </w:p>
-    <w:p>
-      <w:pPr>
-        <w:spacing w:after="160"/>
-      </w:pPr>
-      <w:r>
-        <w:rPr>
-          <w:b/>
-          <w:color w:val="1E3A5F"/>
-        </w:rPr>
-        <w:t xml:space="preserve">SARAH CHEN:  </w:t>
-      </w:r>
-      <w:r>
-        <w:rPr>
-          <w:sz w:val="21"/>
-        </w:rPr>
-        <w:t>I'd like to propose an emergency payment run specifically for Pharmaniaga by 1 May — two days from now — to prevent the credit hold. The RM 1.4 million is within the CFO approval threshold so we don't need Board sign-off. Dr. Lim, with your approval, I can instruct the bank to process this tomorrow morning.</w:t>
-      </w:r>
-    </w:p>
-    <w:p>
-      <w:pPr>
-        <w:spacing w:after="160"/>
-      </w:pPr>
-      <w:r>
-        <w:rPr>
-          <w:b/>
-          <w:color w:val="1E3A5F"/>
-        </w:rPr>
-        <w:t xml:space="preserve">DR. JAMES LIM:  </w:t>
-      </w:r>
-      <w:r>
-        <w:rPr>
-          <w:sz w:val="21"/>
-        </w:rPr>
-        <w:t>Approved. Sarah, please arrange the Pharmaniaga payment by 1 May. Raymond, I want a full aged creditors report on my desk by Thursday 1 May showing all invoices over 45 days, the reason for the delay, and the proposed clearance date for each. And Kevin — I'd like Internal Audit to review the AP process and the duplicate invoice controls. Can you give me a preliminary findings report within two weeks?</w:t>
-      </w:r>
-    </w:p>
-    <w:p>
-      <w:pPr>
-        <w:spacing w:after="160"/>
-      </w:pPr>
-      <w:r>
-        <w:rPr>
-          <w:b/>
-          <w:color w:val="1E3A5F"/>
-        </w:rPr>
-        <w:t xml:space="preserve">KEVIN WONG:  </w:t>
-      </w:r>
-      <w:r>
-        <w:rPr>
-          <w:sz w:val="21"/>
-        </w:rPr>
-        <w:t>Understood Dr. Lim. I'll initiate a targeted review of the AP process and the invoice approval delegation. Preliminary findings by 14 May.</w:t>
-      </w:r>
-    </w:p>
-    <w:p>
-      <w:pPr>
-        <w:spacing w:after="160"/>
-      </w:pPr>
-      <w:r>
-        <w:rPr>
-          <w:b/>
-          <w:color w:val="1E3A5F"/>
-        </w:rPr>
-        <w:t xml:space="preserve">DR. JAMES LIM:  </w:t>
-      </w:r>
-      <w:r>
-        <w:rPr>
-          <w:sz w:val="21"/>
-        </w:rPr>
-        <w:t>Final item — procurement policy update. Michael.</w:t>
-      </w:r>
-    </w:p>
-    <w:p>
-      <w:pPr>
-        <w:spacing w:after="160"/>
-      </w:pPr>
-      <w:r>
-        <w:rPr>
-          <w:b/>
-          <w:color w:val="1E3A5F"/>
-        </w:rPr>
-        <w:t xml:space="preserve">MICHAEL LIM:  </w:t>
-      </w:r>
-      <w:r>
-        <w:rPr>
-          <w:sz w:val="21"/>
-        </w:rPr>
-        <w:t>This is a straightforward update. Following the internal review conducted in Q4 2024, the new competitive quotation threshold is being raised from RM 10,000 to RM 20,000. This means purchases between RM 10,000 and RM 20,000 will now require a minimum of three written quotations rather than one. The policy change takes effect 1 July 2025, giving departments two months to adapt their workflows. For clarity: the direct award threshold remains at RM 5,000, and purchases above RM 20,000 continue to require open tender. The split-purchase prohibition — which explicitly prohibits splitting a single purchase across multiple POs to avoid the approval threshold — has been strengthened with clear disciplinary consequences. The updated Finance &amp; Procurement Policy Manual version 3.2 will be distributed to all HODs by 15 May.</w:t>
-      </w:r>
-    </w:p>
-    <w:p>
-      <w:pPr>
-        <w:spacing w:after="160"/>
-      </w:pPr>
-      <w:r>
-        <w:rPr>
-          <w:b/>
-          <w:color w:val="1E3A5F"/>
-        </w:rPr>
-        <w:t xml:space="preserve">DR. JAMES LIM:  </w:t>
-      </w:r>
-      <w:r>
-        <w:rPr>
-          <w:sz w:val="21"/>
-        </w:rPr>
-        <w:t>Thank you Michael. I want to make sure HODs understand that split purchasing is now a disciplinary matter — not just a process deviation. Sarah, can you include a specific note on this in the HOD communication you're sending this week?</w:t>
-      </w:r>
-    </w:p>
-    <w:p>
-      <w:pPr>
-        <w:spacing w:after="160"/>
-      </w:pPr>
-      <w:r>
-        <w:rPr>
-          <w:b/>
-          <w:color w:val="1E3A5F"/>
-        </w:rPr>
-        <w:t xml:space="preserve">SARAH CHEN:  </w:t>
-      </w:r>
-      <w:r>
-        <w:rPr>
-          <w:sz w:val="21"/>
-        </w:rPr>
-        <w:t>Will do. I'll highlight both the new quotation threshold and the split-purchase prohibition in the HOD circular.</w:t>
-      </w:r>
-    </w:p>
-    <w:p>
-      <w:pPr>
-        <w:spacing w:after="160"/>
-      </w:pPr>
-      <w:r>
-        <w:rPr>
-          <w:b/>
-          <w:color w:val="1E3A5F"/>
-        </w:rPr>
-        <w:t xml:space="preserve">DR. JAMES LIM:  </w:t>
-      </w:r>
-      <w:r>
-        <w:rPr>
-          <w:sz w:val="21"/>
-        </w:rPr>
-        <w:t>Good. Let me summarise the key decisions and actions from today's meeting. First, Medical Supplies to be placed under monthly watch — Sarah to issue HOD circular by end of week. Second, ultrasound tender shortlisted to MedTech and Siemens — Michael to prepare Board paper by 9 May for Board decision on 15 May. Third, CleanMed contract negotiation — Linda to negotiate 5% escalation cap and revised liability clause, negotiation complete by 16 May, contract signed by 23 May. Fourth, Pharmaniaga emergency payment — Sarah to process by 1 May. Fifth, aged creditors report — Raymond to submit by 1 May, Kevin to complete AP process review by 14 May. Sixth, new procurement policy threshold effective 1 July 2025 — HOD circular to include split-purchase disciplinary notice. Any other business?</w:t>
-      </w:r>
-    </w:p>
-    <w:p>
-      <w:pPr>
-        <w:spacing w:after="160"/>
-      </w:pPr>
-      <w:r>
-        <w:rPr>
-          <w:b/>
-          <w:color w:val="1E3A5F"/>
-        </w:rPr>
-        <w:t xml:space="preserve">KEVIN WONG:  </w:t>
-      </w:r>
-      <w:r>
-        <w:rPr>
-          <w:sz w:val="21"/>
-        </w:rPr>
-        <w:t>Just a reminder that the Q1 Internal Audit report on operating theatre equipment maintenance is due for committee review at the June meeting. I'll circulate the draft by 16 May for comments.</w:t>
-      </w:r>
-    </w:p>
-    <w:p>
-      <w:pPr>
-        <w:spacing w:after="160"/>
-      </w:pPr>
-      <w:r>
-        <w:rPr>
-          <w:b/>
-          <w:color w:val="1E3A5F"/>
-        </w:rPr>
-        <w:t xml:space="preserve">DR. JAMES LIM:  </w:t>
-      </w:r>
-      <w:r>
-        <w:rPr>
-          <w:sz w:val="21"/>
-        </w:rPr>
-        <w:t>Noted. Thank you everyone. Meeting adjourned at 2:52 PM.</w:t>
+        <w:t>The TechMed Services maintenance contract - CMG-CONTRACT-2026-TMS-018 - is in its first Contract Year under a three-year initial term to 31 March 2029. Legal has not reviewed this contract, and our team has identified four significant clauses requiring attention.</w:t>
       </w:r>
     </w:p>
     <w:p/>
@@ -768,10 +642,146 @@
       <w:r>
         <w:rPr>
           <w:b w:val="0"/>
-          <w:i/>
-          <w:sz w:val="22"/>
+          <w:i w:val="0"/>
         </w:rPr>
-        <w:t>[END OF TRANSCRIPT — 28 April 2025, 2:52 PM]</w:t>
+        <w:t>First: the auto-renewal clause. Clause 5.2 specifies sixty (60) days notice of non-renewal. Our Finance &amp; Procurement Policy Manual, Section 5, requires a minimum of ninety (90) days. This is non-compliant with our own policy. We risk inadvertent renewal if we miss the 60-day window. I strongly recommend we calendar 1 January 2029 as a hard deadline - ninety days before the 60-day notice date.</w:t>
+      </w:r>
+    </w:p>
+    <w:p/>
+    <w:p>
+      <w:r>
+        <w:rPr>
+          <w:b w:val="0"/>
+          <w:i w:val="0"/>
+        </w:rPr>
+        <w:t>Second: the liability cap. Clause 9.1 limits aggregate liability to fees paid in the preceding six months - that is RM 462,500. Our policy minimum is twelve months of contract fees (RM 925,000), and for a contract at this value, our preferred position is twenty-four months. This is HIGH RISK non-compliance.</w:t>
+      </w:r>
+    </w:p>
+    <w:p/>
+    <w:p>
+      <w:r>
+        <w:rPr>
+          <w:b w:val="0"/>
+          <w:i w:val="0"/>
+        </w:rPr>
+        <w:t>Third: data ownership. Clause 7.3 states that all service reports, maintenance records, diagnostic outputs, and performance data are the sole property of TechMed Services. This directly contradicts our policy requiring the Client to retain full ownership of all data generated under any service contract. This is both a data governance risk and a potential regulatory compliance issue.</w:t>
+      </w:r>
+    </w:p>
+    <w:p/>
+    <w:p>
+      <w:r>
+        <w:rPr>
+          <w:b w:val="0"/>
+          <w:i w:val="0"/>
+        </w:rPr>
+        <w:t>Fourth: price escalation. Clause 6.5 allows TechMed to increase the annual fee by up to 5% per annum from Year 2. Our policy maximum is 3%. Medium risk - the compounding impact over three years is material.</w:t>
+      </w:r>
+    </w:p>
+    <w:p/>
+    <w:p>
+      <w:r>
+        <w:rPr>
+          <w:b/>
+          <w:i w:val="0"/>
+        </w:rPr>
+        <w:t>AISHA RAHMAN:</w:t>
+      </w:r>
+    </w:p>
+    <w:p>
+      <w:r>
+        <w:rPr>
+          <w:b w:val="0"/>
+          <w:i w:val="0"/>
+        </w:rPr>
+        <w:t>Three HIGH RISK items in one contract is not acceptable. David, I want a full legal review of the TechMed contract - particularly the IP and liability clauses - completed by 30 May, with proposed counter-clauses and a recommendation on whether we seek contract amendment now or at renewal.</w:t>
+      </w:r>
+    </w:p>
+    <w:p/>
+    <w:p>
+      <w:r>
+        <w:rPr>
+          <w:b/>
+          <w:i w:val="0"/>
+        </w:rPr>
+        <w:t>DAVID TAN:</w:t>
+      </w:r>
+    </w:p>
+    <w:p>
+      <w:r>
+        <w:rPr>
+          <w:b w:val="0"/>
+          <w:i w:val="0"/>
+        </w:rPr>
+        <w:t>Understood. I will engage Legal this week. Kevin - please formally calendar 1 January 2029 as a critical compliance date.</w:t>
+      </w:r>
+    </w:p>
+    <w:p/>
+    <w:p>
+      <w:r>
+        <w:rPr>
+          <w:b/>
+          <w:i w:val="0"/>
+        </w:rPr>
+        <w:t>KEVIN LOH:</w:t>
+      </w:r>
+    </w:p>
+    <w:p>
+      <w:r>
+        <w:rPr>
+          <w:b w:val="0"/>
+          <w:i w:val="0"/>
+        </w:rPr>
+        <w:t>Done - I will put it in the system today with recurring alerts from six months out.</w:t>
+      </w:r>
+    </w:p>
+    <w:p/>
+    <w:p>
+      <w:r>
+        <w:rPr>
+          <w:b/>
+          <w:i w:val="0"/>
+        </w:rPr>
+        <w:t>SARAH CHEN:</w:t>
+      </w:r>
+    </w:p>
+    <w:p>
+      <w:r>
+        <w:rPr>
+          <w:b w:val="0"/>
+          <w:i w:val="0"/>
+        </w:rPr>
+        <w:t>On SLA performance: TechMed Q1 uptime was 94.1% against the contracted 99.5% target. We had two Critical Fault incidents resolved in 28 hours each, against the 24-hour SLA. I recommend we issue a formal SLA performance notice by 22 April, requesting TechMed's root cause analysis and corrective action plan within 14 days.</w:t>
+      </w:r>
+    </w:p>
+    <w:p/>
+    <w:p>
+      <w:r>
+        <w:rPr>
+          <w:b/>
+          <w:i w:val="0"/>
+        </w:rPr>
+        <w:t>AISHA RAHMAN:</w:t>
+      </w:r>
+    </w:p>
+    <w:p>
+      <w:r>
+        <w:rPr>
+          <w:b w:val="0"/>
+          <w:i w:val="0"/>
+        </w:rPr>
+        <w:t>Issue the notice by 22 April.</w:t>
+      </w:r>
+    </w:p>
+    <w:p/>
+    <w:p>
+      <w:pPr>
+        <w:pStyle w:val="Heading1"/>
+      </w:pPr>
+      <w:r>
+        <w:rPr>
+          <w:color w:val="1E3A8A"/>
+        </w:rPr>
+        <w:t>AGENDA ITEM 5: Supplier Quotation Evaluation - RFQ-2026-MC-042</w:t>
       </w:r>
     </w:p>
     <w:p>
@@ -779,9 +789,106 @@
         <w:rPr>
           <w:b w:val="0"/>
           <w:i/>
-          <w:sz w:val="22"/>
         </w:rPr>
-        <w:t>Transcript prepared by: Linda Hassan, Procurement Manager</w:t>
+        <w:t>[15 minutes | Presented by Sarah Chen, Senior Procurement Manager]</w:t>
+      </w:r>
+    </w:p>
+    <w:p/>
+    <w:p>
+      <w:r>
+        <w:rPr>
+          <w:b/>
+          <w:i w:val="0"/>
+        </w:rPr>
+        <w:t>SARAH CHEN:</w:t>
+      </w:r>
+    </w:p>
+    <w:p>
+      <w:r>
+        <w:rPr>
+          <w:b w:val="0"/>
+          <w:i w:val="0"/>
+        </w:rPr>
+        <w:t>RFQ-2026-MC-042 covers our annual medical consumables supply contract - approximately 480,000 units per year. Eight suppliers submitted quotations. One supplier, Qualimed Sdn Bhd, has been disqualified at evaluation stage: no ISO 13485 certification, financial rating C, and delivery reliability only 91.3%. Policy requires ISO 13485 for medical consumables and prohibits awarding to C-rated suppliers without CFO waiver.</w:t>
+      </w:r>
+    </w:p>
+    <w:p/>
+    <w:p>
+      <w:r>
+        <w:rPr>
+          <w:b w:val="0"/>
+          <w:i w:val="0"/>
+        </w:rPr>
+        <w:t>Of the seven qualifying suppliers, our weighted evaluation using the standard 35-25-20-10-5-5 scorecard places Zuellig Pharma Malaysia as the highest scorer, followed by Pharmaniaga Supply as the alternative. Zuellig annual contract value: RM 2,328,000 at RM 4.85 per unit, 30-day payment terms, 24-month warranty, 5-day lead time. Despite the premium unit price, delivery reliability of 99.2%, ISO certification, and support score of 4.8 out of 5 place them significantly ahead on quality and reliability criteria.</w:t>
+      </w:r>
+    </w:p>
+    <w:p/>
+    <w:p>
+      <w:r>
+        <w:rPr>
+          <w:b/>
+          <w:i w:val="0"/>
+        </w:rPr>
+        <w:t>DR. JAMES WONG:</w:t>
+      </w:r>
+    </w:p>
+    <w:p>
+      <w:r>
+        <w:rPr>
+          <w:b w:val="0"/>
+          <w:i w:val="0"/>
+        </w:rPr>
+        <w:t>The January outage was a logistics issue, not a product quality issue. Clinical teams have zero product quality complaints with Zuellig. I strongly support the recommendation, but I echo the dual-sourcing requirement - we should contractually require Zuellig to maintain a secondary fulfilment option for our top 20 critical SKUs.</w:t>
+      </w:r>
+    </w:p>
+    <w:p/>
+    <w:p>
+      <w:r>
+        <w:rPr>
+          <w:b/>
+          <w:i w:val="0"/>
+        </w:rPr>
+        <w:t>PRIYA NAIR:</w:t>
+      </w:r>
+    </w:p>
+    <w:p>
+      <w:r>
+        <w:rPr>
+          <w:b w:val="0"/>
+          <w:i w:val="0"/>
+        </w:rPr>
+        <w:t>We can negotiate a dual-sourcing provision - requiring Zuellig to document a secondary supplier relationship and notify us within 24 hours of any supply chain event affecting critical items. I will include that as a contract condition in the award letter.</w:t>
+      </w:r>
+    </w:p>
+    <w:p/>
+    <w:p>
+      <w:r>
+        <w:rPr>
+          <w:b/>
+          <w:i w:val="0"/>
+        </w:rPr>
+        <w:t>AISHA RAHMAN:</w:t>
+      </w:r>
+    </w:p>
+    <w:p>
+      <w:r>
+        <w:rPr>
+          <w:b w:val="0"/>
+          <w:i w:val="0"/>
+        </w:rPr>
+        <w:t>Resolution: award RFQ-2026-MC-042 to Zuellig Pharma Malaysia at RM 2,328,000 annual contract value, 30-day payment terms, subject to the dual-sourcing clause. I will sign the award letter by 22 April.</w:t>
+      </w:r>
+    </w:p>
+    <w:p/>
+    <w:p>
+      <w:pPr>
+        <w:pStyle w:val="Heading1"/>
+      </w:pPr>
+      <w:r>
+        <w:rPr>
+          <w:color w:val="1E3A8A"/>
+        </w:rPr>
+        <w:t>AGENDA ITEM 6: CAPEX Tracker - Q1 FY2026</w:t>
       </w:r>
     </w:p>
     <w:p>
@@ -789,11 +896,771 @@
         <w:rPr>
           <w:b w:val="0"/>
           <w:i/>
-          <w:sz w:val="22"/>
         </w:rPr>
-        <w:t>Distribution: All Attendees, Company Secretary</w:t>
+        <w:t>[10 minutes | Presented by Kevin Loh, Finance Controller]</w:t>
       </w:r>
     </w:p>
+    <w:p/>
+    <w:p>
+      <w:r>
+        <w:rPr>
+          <w:b/>
+          <w:i w:val="0"/>
+        </w:rPr>
+        <w:t>KEVIN LOH:</w:t>
+      </w:r>
+    </w:p>
+    <w:p>
+      <w:r>
+        <w:rPr>
+          <w:b w:val="0"/>
+          <w:i w:val="0"/>
+        </w:rPr>
+        <w:t>Three items on the CAPEX tracker. First: CT Scanner replacement for Radiology, RM 2.8 million - requires Board Finance Committee approval as it exceeds RM 500,000. Paper submitted for Board meeting 28 April. Second: ICU monitoring system upgrade, RM 1.1 million - pending clinical justification from Dr. James. Third: Finance ERP upgrade - SAP S/4HANA - at RM 3.4 million, IT business case to be presented at Q2 committee. Committed Q1 CAPEX: RM 890,000 against a Q1 budget of RM 1.2 million - running underspent on CAPEX.</w:t>
+      </w:r>
+    </w:p>
+    <w:p/>
+    <w:p>
+      <w:r>
+        <w:rPr>
+          <w:b/>
+          <w:i w:val="0"/>
+        </w:rPr>
+        <w:t>AISHA RAHMAN:</w:t>
+      </w:r>
+    </w:p>
+    <w:p>
+      <w:r>
+        <w:rPr>
+          <w:b w:val="0"/>
+          <w:i w:val="0"/>
+        </w:rPr>
+        <w:t>James - ICU monitoring upgrade. When can we expect the clinical justification?</w:t>
+      </w:r>
+    </w:p>
+    <w:p/>
+    <w:p>
+      <w:r>
+        <w:rPr>
+          <w:b/>
+          <w:i w:val="0"/>
+        </w:rPr>
+        <w:t>DR. JAMES WONG:</w:t>
+      </w:r>
+    </w:p>
+    <w:p>
+      <w:r>
+        <w:rPr>
+          <w:b w:val="0"/>
+          <w:i w:val="0"/>
+        </w:rPr>
+        <w:t>I will have the clinical justification to Kevin by 30 April. The ICU team has been requesting this for two years. Current monitoring systems are end-of-life and flagged as high maintenance risk for FY2027 by biomedical engineering.</w:t>
+      </w:r>
+    </w:p>
+    <w:p/>
+    <w:p>
+      <w:pPr>
+        <w:pStyle w:val="Heading1"/>
+      </w:pPr>
+      <w:r>
+        <w:rPr>
+          <w:color w:val="1E3A8A"/>
+        </w:rPr>
+        <w:t>AGENDA ITEM 7: ANY OTHER BUSINESS</w:t>
+      </w:r>
+    </w:p>
+    <w:p>
+      <w:r>
+        <w:rPr>
+          <w:b/>
+          <w:i w:val="0"/>
+        </w:rPr>
+        <w:t>NURUL AIN BINTI RAZAK:</w:t>
+      </w:r>
+    </w:p>
+    <w:p>
+      <w:r>
+        <w:rPr>
+          <w:b w:val="0"/>
+          <w:i w:val="0"/>
+        </w:rPr>
+        <w:t>The Ministry of Health has issued Circular MOH/JKN/2026-04 requiring all private hospital groups to register on the MyProcurement national e-procurement platform by 30 June 2026. Sarah, this falls under your team's remit.</w:t>
+      </w:r>
+    </w:p>
+    <w:p/>
+    <w:p>
+      <w:r>
+        <w:rPr>
+          <w:b/>
+          <w:i w:val="0"/>
+        </w:rPr>
+        <w:t>SARAH CHEN:</w:t>
+      </w:r>
+    </w:p>
+    <w:p>
+      <w:r>
+        <w:rPr>
+          <w:b w:val="0"/>
+          <w:i w:val="0"/>
+        </w:rPr>
+        <w:t>Understood. I will initiate registration this week and aim to complete by 31 May, giving us a month's buffer before the MOH deadline. I will flag any IT dependencies to Rajan on his return.</w:t>
+      </w:r>
+    </w:p>
+    <w:p/>
+    <w:p>
+      <w:r>
+        <w:rPr>
+          <w:b/>
+          <w:i w:val="0"/>
+        </w:rPr>
+        <w:t>AISHA RAHMAN:</w:t>
+      </w:r>
+    </w:p>
+    <w:p>
+      <w:r>
+        <w:rPr>
+          <w:b w:val="0"/>
+          <w:i w:val="0"/>
+        </w:rPr>
+        <w:t>Good. Meeting closed at 11:58 AM. Thank you all. Nurul Ain, please circulate minutes within 48 hours.</w:t>
+      </w:r>
+    </w:p>
+    <w:p>
+      <w:r>
+        <w:rPr>
+          <w:b w:val="0"/>
+          <w:i/>
+        </w:rPr>
+        <w:t>Meeting closed at 11:58 AM.</w:t>
+      </w:r>
+    </w:p>
+    <w:p>
+      <w:r>
+        <w:br w:type="page"/>
+      </w:r>
+    </w:p>
+    <w:p>
+      <w:pPr>
+        <w:pStyle w:val="Heading1"/>
+      </w:pPr>
+      <w:r>
+        <w:rPr>
+          <w:color w:val="1E3A8A"/>
+        </w:rPr>
+        <w:t>ACTION ITEMS SUMMARY</w:t>
+      </w:r>
+    </w:p>
+    <w:tbl>
+      <w:tblPr>
+        <w:tblStyle w:val="TableGrid"/>
+        <w:tblW w:type="auto" w:w="0"/>
+        <w:tblLook w:firstColumn="1" w:firstRow="1" w:lastColumn="0" w:lastRow="0" w:noHBand="0" w:noVBand="1" w:val="04A0"/>
+      </w:tblPr>
+      <w:tblGrid>
+        <w:gridCol w:w="1728"/>
+        <w:gridCol w:w="1728"/>
+        <w:gridCol w:w="1728"/>
+        <w:gridCol w:w="1728"/>
+        <w:gridCol w:w="1728"/>
+      </w:tblGrid>
+      <w:tr>
+        <w:tc>
+          <w:tcPr>
+            <w:tcW w:type="dxa" w:w="1728"/>
+            <w:shd w:fill="1E3A8A" w:color="auto" w:val="clear"/>
+          </w:tcPr>
+          <w:p>
+            <w:r>
+              <w:rPr>
+                <w:b/>
+                <w:color w:val="FFFFFF"/>
+              </w:rPr>
+              <w:t>No</w:t>
+            </w:r>
+          </w:p>
+        </w:tc>
+        <w:tc>
+          <w:tcPr>
+            <w:tcW w:type="dxa" w:w="1728"/>
+            <w:shd w:fill="1E3A8A" w:color="auto" w:val="clear"/>
+          </w:tcPr>
+          <w:p>
+            <w:r>
+              <w:rPr>
+                <w:b/>
+                <w:color w:val="FFFFFF"/>
+              </w:rPr>
+              <w:t>Action</w:t>
+            </w:r>
+          </w:p>
+        </w:tc>
+        <w:tc>
+          <w:tcPr>
+            <w:tcW w:type="dxa" w:w="1728"/>
+            <w:shd w:fill="1E3A8A" w:color="auto" w:val="clear"/>
+          </w:tcPr>
+          <w:p>
+            <w:r>
+              <w:rPr>
+                <w:b/>
+                <w:color w:val="FFFFFF"/>
+              </w:rPr>
+              <w:t>Owner</w:t>
+            </w:r>
+          </w:p>
+        </w:tc>
+        <w:tc>
+          <w:tcPr>
+            <w:tcW w:type="dxa" w:w="1728"/>
+            <w:shd w:fill="1E3A8A" w:color="auto" w:val="clear"/>
+          </w:tcPr>
+          <w:p>
+            <w:r>
+              <w:rPr>
+                <w:b/>
+                <w:color w:val="FFFFFF"/>
+              </w:rPr>
+              <w:t>Due Date</w:t>
+            </w:r>
+          </w:p>
+        </w:tc>
+        <w:tc>
+          <w:tcPr>
+            <w:tcW w:type="dxa" w:w="1728"/>
+            <w:shd w:fill="1E3A8A" w:color="auto" w:val="clear"/>
+          </w:tcPr>
+          <w:p>
+            <w:r>
+              <w:rPr>
+                <w:b/>
+                <w:color w:val="FFFFFF"/>
+              </w:rPr>
+              <w:t>Status</w:t>
+            </w:r>
+          </w:p>
+        </w:tc>
+      </w:tr>
+      <w:tr>
+        <w:tc>
+          <w:tcPr>
+            <w:tcW w:type="dxa" w:w="1728"/>
+          </w:tcPr>
+          <w:p>
+            <w:r>
+              <w:t>A1</w:t>
+            </w:r>
+          </w:p>
+        </w:tc>
+        <w:tc>
+          <w:tcPr>
+            <w:tcW w:type="dxa" w:w="1728"/>
+          </w:tcPr>
+          <w:p>
+            <w:r>
+              <w:t>Submit staffing plan for Surgery locum - return-to-work timelines and permanent recruitment recommendation</w:t>
+            </w:r>
+          </w:p>
+        </w:tc>
+        <w:tc>
+          <w:tcPr>
+            <w:tcW w:type="dxa" w:w="1728"/>
+          </w:tcPr>
+          <w:p>
+            <w:r>
+              <w:t>Dr. James Wong</w:t>
+            </w:r>
+          </w:p>
+        </w:tc>
+        <w:tc>
+          <w:tcPr>
+            <w:tcW w:type="dxa" w:w="1728"/>
+          </w:tcPr>
+          <w:p>
+            <w:r>
+              <w:t>30 Apr 2026</w:t>
+            </w:r>
+          </w:p>
+        </w:tc>
+        <w:tc>
+          <w:tcPr>
+            <w:tcW w:type="dxa" w:w="1728"/>
+          </w:tcPr>
+          <w:p>
+            <w:r>
+              <w:t>Open</w:t>
+            </w:r>
+          </w:p>
+        </w:tc>
+      </w:tr>
+      <w:tr>
+        <w:tc>
+          <w:tcPr>
+            <w:tcW w:type="dxa" w:w="1728"/>
+          </w:tcPr>
+          <w:p>
+            <w:r>
+              <w:t>A2</w:t>
+            </w:r>
+          </w:p>
+        </w:tc>
+        <w:tc>
+          <w:tcPr>
+            <w:tcW w:type="dxa" w:w="1728"/>
+          </w:tcPr>
+          <w:p>
+            <w:r>
+              <w:t>Renegotiate Pharmaniaga contract for Q2 price lock (90-day, +10% volume commitment)</w:t>
+            </w:r>
+          </w:p>
+        </w:tc>
+        <w:tc>
+          <w:tcPr>
+            <w:tcW w:type="dxa" w:w="1728"/>
+          </w:tcPr>
+          <w:p>
+            <w:r>
+              <w:t>Priya Nair</w:t>
+            </w:r>
+          </w:p>
+        </w:tc>
+        <w:tc>
+          <w:tcPr>
+            <w:tcW w:type="dxa" w:w="1728"/>
+          </w:tcPr>
+          <w:p>
+            <w:r>
+              <w:t>15 May 2026</w:t>
+            </w:r>
+          </w:p>
+        </w:tc>
+        <w:tc>
+          <w:tcPr>
+            <w:tcW w:type="dxa" w:w="1728"/>
+          </w:tcPr>
+          <w:p>
+            <w:r>
+              <w:t>Open</w:t>
+            </w:r>
+          </w:p>
+        </w:tc>
+      </w:tr>
+      <w:tr>
+        <w:tc>
+          <w:tcPr>
+            <w:tcW w:type="dxa" w:w="1728"/>
+          </w:tcPr>
+          <w:p>
+            <w:r>
+              <w:t>A3</w:t>
+            </w:r>
+          </w:p>
+        </w:tc>
+        <w:tc>
+          <w:tcPr>
+            <w:tcW w:type="dxa" w:w="1728"/>
+          </w:tcPr>
+          <w:p>
+            <w:r>
+              <w:t>Present dual-sourcing policy framework for top 20 critical consumable SKUs</w:t>
+            </w:r>
+          </w:p>
+        </w:tc>
+        <w:tc>
+          <w:tcPr>
+            <w:tcW w:type="dxa" w:w="1728"/>
+          </w:tcPr>
+          <w:p>
+            <w:r>
+              <w:t>Farah Ismail</w:t>
+            </w:r>
+          </w:p>
+        </w:tc>
+        <w:tc>
+          <w:tcPr>
+            <w:tcW w:type="dxa" w:w="1728"/>
+          </w:tcPr>
+          <w:p>
+            <w:r>
+              <w:t>30 Apr 2026</w:t>
+            </w:r>
+          </w:p>
+        </w:tc>
+        <w:tc>
+          <w:tcPr>
+            <w:tcW w:type="dxa" w:w="1728"/>
+          </w:tcPr>
+          <w:p>
+            <w:r>
+              <w:t>Open</w:t>
+            </w:r>
+          </w:p>
+        </w:tc>
+      </w:tr>
+      <w:tr>
+        <w:tc>
+          <w:tcPr>
+            <w:tcW w:type="dxa" w:w="1728"/>
+          </w:tcPr>
+          <w:p>
+            <w:r>
+              <w:t>A4</w:t>
+            </w:r>
+          </w:p>
+        </w:tc>
+        <w:tc>
+          <w:tcPr>
+            <w:tcW w:type="dxa" w:w="1728"/>
+          </w:tcPr>
+          <w:p>
+            <w:r>
+              <w:t>Commission and deliver GPC feasibility study (3 KL private hospitals)</w:t>
+            </w:r>
+          </w:p>
+        </w:tc>
+        <w:tc>
+          <w:tcPr>
+            <w:tcW w:type="dxa" w:w="1728"/>
+          </w:tcPr>
+          <w:p>
+            <w:r>
+              <w:t>Priya Nair</w:t>
+            </w:r>
+          </w:p>
+        </w:tc>
+        <w:tc>
+          <w:tcPr>
+            <w:tcW w:type="dxa" w:w="1728"/>
+          </w:tcPr>
+          <w:p>
+            <w:r>
+              <w:t>31 May 2026</w:t>
+            </w:r>
+          </w:p>
+        </w:tc>
+        <w:tc>
+          <w:tcPr>
+            <w:tcW w:type="dxa" w:w="1728"/>
+          </w:tcPr>
+          <w:p>
+            <w:r>
+              <w:t>Open</w:t>
+            </w:r>
+          </w:p>
+        </w:tc>
+      </w:tr>
+      <w:tr>
+        <w:tc>
+          <w:tcPr>
+            <w:tcW w:type="dxa" w:w="1728"/>
+          </w:tcPr>
+          <w:p>
+            <w:r>
+              <w:t>A5</w:t>
+            </w:r>
+          </w:p>
+        </w:tc>
+        <w:tc>
+          <w:tcPr>
+            <w:tcW w:type="dxa" w:w="1728"/>
+          </w:tcPr>
+          <w:p>
+            <w:r>
+              <w:t>Full legal review of TechMed contract - IP, liability, price escalation clauses; proposed counter-clauses</w:t>
+            </w:r>
+          </w:p>
+        </w:tc>
+        <w:tc>
+          <w:tcPr>
+            <w:tcW w:type="dxa" w:w="1728"/>
+          </w:tcPr>
+          <w:p>
+            <w:r>
+              <w:t>David Tan / Legal</w:t>
+            </w:r>
+          </w:p>
+        </w:tc>
+        <w:tc>
+          <w:tcPr>
+            <w:tcW w:type="dxa" w:w="1728"/>
+          </w:tcPr>
+          <w:p>
+            <w:r>
+              <w:t>30 May 2026</w:t>
+            </w:r>
+          </w:p>
+        </w:tc>
+        <w:tc>
+          <w:tcPr>
+            <w:tcW w:type="dxa" w:w="1728"/>
+          </w:tcPr>
+          <w:p>
+            <w:r>
+              <w:t>Open</w:t>
+            </w:r>
+          </w:p>
+        </w:tc>
+      </w:tr>
+      <w:tr>
+        <w:tc>
+          <w:tcPr>
+            <w:tcW w:type="dxa" w:w="1728"/>
+          </w:tcPr>
+          <w:p>
+            <w:r>
+              <w:t>A6</w:t>
+            </w:r>
+          </w:p>
+        </w:tc>
+        <w:tc>
+          <w:tcPr>
+            <w:tcW w:type="dxa" w:w="1728"/>
+          </w:tcPr>
+          <w:p>
+            <w:r>
+              <w:t>Issue formal SLA performance notice to TechMed (incl. RCA request, 14-day response)</w:t>
+            </w:r>
+          </w:p>
+        </w:tc>
+        <w:tc>
+          <w:tcPr>
+            <w:tcW w:type="dxa" w:w="1728"/>
+          </w:tcPr>
+          <w:p>
+            <w:r>
+              <w:t>Sarah Chen</w:t>
+            </w:r>
+          </w:p>
+        </w:tc>
+        <w:tc>
+          <w:tcPr>
+            <w:tcW w:type="dxa" w:w="1728"/>
+          </w:tcPr>
+          <w:p>
+            <w:r>
+              <w:t>22 Apr 2026</w:t>
+            </w:r>
+          </w:p>
+        </w:tc>
+        <w:tc>
+          <w:tcPr>
+            <w:tcW w:type="dxa" w:w="1728"/>
+          </w:tcPr>
+          <w:p>
+            <w:r>
+              <w:t>Open</w:t>
+            </w:r>
+          </w:p>
+        </w:tc>
+      </w:tr>
+      <w:tr>
+        <w:tc>
+          <w:tcPr>
+            <w:tcW w:type="dxa" w:w="1728"/>
+          </w:tcPr>
+          <w:p>
+            <w:r>
+              <w:t>A7</w:t>
+            </w:r>
+          </w:p>
+        </w:tc>
+        <w:tc>
+          <w:tcPr>
+            <w:tcW w:type="dxa" w:w="1728"/>
+          </w:tcPr>
+          <w:p>
+            <w:r>
+              <w:t>Calendar TechMed contract auto-renewal hard deadline (1 Jan 2029) in Finance compliance calendar</w:t>
+            </w:r>
+          </w:p>
+        </w:tc>
+        <w:tc>
+          <w:tcPr>
+            <w:tcW w:type="dxa" w:w="1728"/>
+          </w:tcPr>
+          <w:p>
+            <w:r>
+              <w:t>Kevin Loh</w:t>
+            </w:r>
+          </w:p>
+        </w:tc>
+        <w:tc>
+          <w:tcPr>
+            <w:tcW w:type="dxa" w:w="1728"/>
+          </w:tcPr>
+          <w:p>
+            <w:r>
+              <w:t>Immediate</w:t>
+            </w:r>
+          </w:p>
+        </w:tc>
+        <w:tc>
+          <w:tcPr>
+            <w:tcW w:type="dxa" w:w="1728"/>
+          </w:tcPr>
+          <w:p>
+            <w:r>
+              <w:t>Open</w:t>
+            </w:r>
+          </w:p>
+        </w:tc>
+      </w:tr>
+      <w:tr>
+        <w:tc>
+          <w:tcPr>
+            <w:tcW w:type="dxa" w:w="1728"/>
+          </w:tcPr>
+          <w:p>
+            <w:r>
+              <w:t>A8</w:t>
+            </w:r>
+          </w:p>
+        </w:tc>
+        <w:tc>
+          <w:tcPr>
+            <w:tcW w:type="dxa" w:w="1728"/>
+          </w:tcPr>
+          <w:p>
+            <w:r>
+              <w:t>Sign RFQ-2026-MC-042 award letter to Zuellig Pharma Malaysia (incl. dual-sourcing clause)</w:t>
+            </w:r>
+          </w:p>
+        </w:tc>
+        <w:tc>
+          <w:tcPr>
+            <w:tcW w:type="dxa" w:w="1728"/>
+          </w:tcPr>
+          <w:p>
+            <w:r>
+              <w:t>Aisha Rahman</w:t>
+            </w:r>
+          </w:p>
+        </w:tc>
+        <w:tc>
+          <w:tcPr>
+            <w:tcW w:type="dxa" w:w="1728"/>
+          </w:tcPr>
+          <w:p>
+            <w:r>
+              <w:t>22 Apr 2026</w:t>
+            </w:r>
+          </w:p>
+        </w:tc>
+        <w:tc>
+          <w:tcPr>
+            <w:tcW w:type="dxa" w:w="1728"/>
+          </w:tcPr>
+          <w:p>
+            <w:r>
+              <w:t>Open</w:t>
+            </w:r>
+          </w:p>
+        </w:tc>
+      </w:tr>
+      <w:tr>
+        <w:tc>
+          <w:tcPr>
+            <w:tcW w:type="dxa" w:w="1728"/>
+          </w:tcPr>
+          <w:p>
+            <w:r>
+              <w:t>A9</w:t>
+            </w:r>
+          </w:p>
+        </w:tc>
+        <w:tc>
+          <w:tcPr>
+            <w:tcW w:type="dxa" w:w="1728"/>
+          </w:tcPr>
+          <w:p>
+            <w:r>
+              <w:t>Submit ICU monitoring system clinical justification to Finance Controller</w:t>
+            </w:r>
+          </w:p>
+        </w:tc>
+        <w:tc>
+          <w:tcPr>
+            <w:tcW w:type="dxa" w:w="1728"/>
+          </w:tcPr>
+          <w:p>
+            <w:r>
+              <w:t>Dr. James Wong</w:t>
+            </w:r>
+          </w:p>
+        </w:tc>
+        <w:tc>
+          <w:tcPr>
+            <w:tcW w:type="dxa" w:w="1728"/>
+          </w:tcPr>
+          <w:p>
+            <w:r>
+              <w:t>30 Apr 2026</w:t>
+            </w:r>
+          </w:p>
+        </w:tc>
+        <w:tc>
+          <w:tcPr>
+            <w:tcW w:type="dxa" w:w="1728"/>
+          </w:tcPr>
+          <w:p>
+            <w:r>
+              <w:t>Open</w:t>
+            </w:r>
+          </w:p>
+        </w:tc>
+      </w:tr>
+      <w:tr>
+        <w:tc>
+          <w:tcPr>
+            <w:tcW w:type="dxa" w:w="1728"/>
+          </w:tcPr>
+          <w:p>
+            <w:r>
+              <w:t>A10</w:t>
+            </w:r>
+          </w:p>
+        </w:tc>
+        <w:tc>
+          <w:tcPr>
+            <w:tcW w:type="dxa" w:w="1728"/>
+          </w:tcPr>
+          <w:p>
+            <w:r>
+              <w:t>Complete MOH MyProcurement platform registration</w:t>
+            </w:r>
+          </w:p>
+        </w:tc>
+        <w:tc>
+          <w:tcPr>
+            <w:tcW w:type="dxa" w:w="1728"/>
+          </w:tcPr>
+          <w:p>
+            <w:r>
+              <w:t>Sarah Chen</w:t>
+            </w:r>
+          </w:p>
+        </w:tc>
+        <w:tc>
+          <w:tcPr>
+            <w:tcW w:type="dxa" w:w="1728"/>
+          </w:tcPr>
+          <w:p>
+            <w:r>
+              <w:t>31 May 2026</w:t>
+            </w:r>
+          </w:p>
+        </w:tc>
+        <w:tc>
+          <w:tcPr>
+            <w:tcW w:type="dxa" w:w="1728"/>
+          </w:tcPr>
+          <w:p>
+            <w:r>
+              <w:t>Open</w:t>
+            </w:r>
+          </w:p>
+        </w:tc>
+      </w:tr>
+    </w:tbl>
     <w:sectPr>
       <w:pgSz w:w="12240" w:h="15840"/>
       <w:pgMar w:top="1440" w:right="1800" w:bottom="1440" w:left="1800" w:header="720" w:footer="720" w:gutter="0"/>
@@ -1167,10 +2034,6 @@
     <w:name w:val="Normal"/>
     <w:qFormat/>
     <w:rsid w:val="00FC693F"/>
-    <w:rPr>
-      <w:rFonts w:ascii="Calibri" w:hAnsi="Calibri"/>
-      <w:sz w:val="22"/>
-    </w:rPr>
   </w:style>
   <w:style w:type="paragraph" w:styleId="Header">
     <w:name w:val="header"/>
